--- a/Gabriel/PHP React/GABRIEL POPA.docx
+++ b/Gabriel/PHP React/GABRIEL POPA.docx
@@ -81,8 +81,6 @@
         </w:rPr>
         <w:t xml:space="preserve"> </w:t>
       </w:r>
-      <w:bookmarkStart w:id="0" w:name="_GoBack"/>
-      <w:bookmarkEnd w:id="0"/>
       <w:r>
         <w:rPr>
           <w:b/>
@@ -260,61 +258,10 @@
           <w:sz w:val="20"/>
           <w:szCs w:val="28"/>
         </w:rPr>
-        <w:t>, Romania</w:t>
-      </w:r>
-      <w:r>
-        <w:rPr>
-          <w:rStyle w:val="NormalWebChar"/>
-          <w:rFonts w:asciiTheme="majorBidi" w:hAnsiTheme="majorBidi" w:cstheme="majorBidi"/>
-          <w:bCs/>
-          <w:color w:val="000000" w:themeColor="text1"/>
-          <w:sz w:val="20"/>
-          <w:szCs w:val="28"/>
-        </w:rPr>
-        <w:t xml:space="preserve"> | </w:t>
-      </w:r>
-      <w:r>
-        <w:rPr>
-          <w:rStyle w:val="NormalWebChar"/>
-          <w:rFonts w:asciiTheme="majorBidi" w:hAnsiTheme="majorBidi" w:cstheme="majorBidi"/>
-          <w:bCs/>
-          <w:color w:val="000000" w:themeColor="text1"/>
-          <w:sz w:val="20"/>
-          <w:szCs w:val="28"/>
-        </w:rPr>
-        <w:t xml:space="preserve">+40 764309991 | </w:t>
-      </w:r>
-      <w:r>
-        <w:rPr>
-          <w:rFonts w:asciiTheme="majorBidi" w:eastAsia="Times New Roman" w:hAnsiTheme="majorBidi" w:cstheme="majorBidi"/>
-          <w:bCs/>
-          <w:color w:val="000000" w:themeColor="text1"/>
-          <w:szCs w:val="27"/>
-          <w:lang w:eastAsia="en-US"/>
-        </w:rPr>
-        <w:t>popagabriel0523@outlook.com</w:t>
-      </w:r>
-      <w:r>
-        <w:rPr>
-          <w:rFonts w:asciiTheme="majorBidi" w:eastAsia="Times New Roman" w:hAnsiTheme="majorBidi" w:cstheme="majorBidi"/>
-          <w:bCs/>
-          <w:color w:val="000000" w:themeColor="text1"/>
-          <w:szCs w:val="27"/>
-          <w:lang w:eastAsia="en-US"/>
-        </w:rPr>
-        <w:t xml:space="preserve"> | </w:t>
-      </w:r>
-      <w:r>
-        <w:rPr>
-          <w:rStyle w:val="NormalWebChar"/>
-          <w:rFonts w:asciiTheme="majorBidi" w:hAnsiTheme="majorBidi" w:cstheme="majorBidi"/>
-          <w:bCs/>
-          <w:color w:val="000000" w:themeColor="text1"/>
-          <w:sz w:val="20"/>
-          <w:szCs w:val="27"/>
-        </w:rPr>
-        <w:t>https://www.linkedin.com/in/gabriel-popa-89ba643a4/</w:t>
-      </w:r>
+        <w:t>, Romania | +40 764309991 | gabrielpdev@outlook.com | https://www.linkedin.com/in/gabriel-popa-12890b414/</w:t>
+      </w:r>
+      <w:bookmarkStart w:id="0" w:name="_GoBack"/>
+      <w:bookmarkEnd w:id="0"/>
     </w:p>
     <w:p>
       <w:pPr>
@@ -516,7 +463,7 @@
           <w:rFonts w:ascii="Times New Roman" w:hAnsi="Times New Roman" w:cs="Times New Roman"/>
           <w:sz w:val="22"/>
         </w:rPr>
-        <w:t xml:space="preserve">, MySQL, </w:t>
+        <w:t xml:space="preserve">, MySQL, PostgreSQL, </w:t>
       </w:r>
       <w:proofErr w:type="spellStart"/>
       <w:r>
@@ -524,7 +471,7 @@
           <w:rFonts w:ascii="Times New Roman" w:hAnsi="Times New Roman" w:cs="Times New Roman"/>
           <w:sz w:val="22"/>
         </w:rPr>
-        <w:t>PostgreSQL</w:t>
+        <w:t>Redis</w:t>
       </w:r>
       <w:proofErr w:type="spellEnd"/>
       <w:r>
@@ -532,39 +479,7 @@
           <w:rFonts w:ascii="Times New Roman" w:hAnsi="Times New Roman" w:cs="Times New Roman"/>
           <w:sz w:val="22"/>
         </w:rPr>
-        <w:t xml:space="preserve">, </w:t>
-      </w:r>
-      <w:proofErr w:type="spellStart"/>
-      <w:r>
-        <w:rPr>
-          <w:rFonts w:ascii="Times New Roman" w:hAnsi="Times New Roman" w:cs="Times New Roman"/>
-          <w:sz w:val="22"/>
-        </w:rPr>
-        <w:t>Redis</w:t>
-      </w:r>
-      <w:proofErr w:type="spellEnd"/>
-      <w:r>
-        <w:rPr>
-          <w:rFonts w:ascii="Times New Roman" w:hAnsi="Times New Roman" w:cs="Times New Roman"/>
-          <w:sz w:val="22"/>
-        </w:rPr>
-        <w:t xml:space="preserve">, </w:t>
-      </w:r>
-      <w:proofErr w:type="spellStart"/>
-      <w:r>
-        <w:rPr>
-          <w:rFonts w:ascii="Times New Roman" w:hAnsi="Times New Roman" w:cs="Times New Roman"/>
-          <w:sz w:val="22"/>
-        </w:rPr>
-        <w:t>Docker</w:t>
-      </w:r>
-      <w:proofErr w:type="spellEnd"/>
-      <w:r>
-        <w:rPr>
-          <w:rFonts w:ascii="Times New Roman" w:hAnsi="Times New Roman" w:cs="Times New Roman"/>
-          <w:sz w:val="22"/>
-        </w:rPr>
-        <w:t xml:space="preserve">, and CI/CD, with practical success upgrading legacy stacks, fixing production issues, and delivering maintainable features. </w:t>
+        <w:t xml:space="preserve">, Docker, and CI/CD, with practical success upgrading legacy stacks, fixing production issues, and delivering maintainable features. </w:t>
       </w:r>
       <w:proofErr w:type="gramStart"/>
       <w:r>
@@ -702,7 +617,6 @@
         </w:rPr>
         <w:t xml:space="preserve">, HTML5, CSS3, Sass, SCSS, Tailwind CSS, Bootstrap, </w:t>
       </w:r>
-      <w:proofErr w:type="spellStart"/>
       <w:r>
         <w:rPr>
           <w:rFonts w:ascii="Times New Roman" w:eastAsia="Times New Roman" w:hAnsi="Times New Roman" w:cs="Times New Roman"/>
@@ -714,7 +628,6 @@
         </w:rPr>
         <w:t>Redux</w:t>
       </w:r>
-      <w:proofErr w:type="spellEnd"/>
       <w:r>
         <w:rPr>
           <w:rFonts w:ascii="Times New Roman" w:eastAsia="Times New Roman" w:hAnsi="Times New Roman" w:cs="Times New Roman"/>
@@ -952,27 +865,7 @@
           <w:szCs w:val="24"/>
           <w:lang w:eastAsia="en-US"/>
         </w:rPr>
-        <w:t xml:space="preserve"> MySQL, </w:t>
-      </w:r>
-      <w:proofErr w:type="spellStart"/>
-      <w:r>
-        <w:rPr>
-          <w:rFonts w:ascii="Times New Roman" w:eastAsia="Times New Roman" w:hAnsi="Times New Roman" w:cs="Times New Roman"/>
-          <w:sz w:val="22"/>
-          <w:szCs w:val="24"/>
-          <w:lang w:eastAsia="en-US"/>
-        </w:rPr>
-        <w:t>PostgreSQL</w:t>
-      </w:r>
-      <w:proofErr w:type="spellEnd"/>
-      <w:r>
-        <w:rPr>
-          <w:rFonts w:ascii="Times New Roman" w:eastAsia="Times New Roman" w:hAnsi="Times New Roman" w:cs="Times New Roman"/>
-          <w:sz w:val="22"/>
-          <w:szCs w:val="24"/>
-          <w:lang w:eastAsia="en-US"/>
-        </w:rPr>
-        <w:t>, SQL, query tuning, indexing, joins, schema design, schema updates, migrations, reporting, pagination, data consistency</w:t>
+        <w:t xml:space="preserve"> MySQL, PostgreSQL, SQL, query tuning, indexing, joins, schema design, schema updates, migrations, reporting, pagination, data consistency</w:t>
       </w:r>
     </w:p>
     <w:p>
@@ -1000,40 +893,36 @@
           <w:szCs w:val="24"/>
           <w:lang w:eastAsia="en-US"/>
         </w:rPr>
-        <w:t xml:space="preserve">Cloud &amp; </w:t>
+        <w:t>Cloud &amp; DevOps:</w:t>
+      </w:r>
+      <w:r>
+        <w:rPr>
+          <w:rFonts w:ascii="Times New Roman" w:eastAsia="Times New Roman" w:hAnsi="Times New Roman" w:cs="Times New Roman"/>
+          <w:sz w:val="22"/>
+          <w:szCs w:val="24"/>
+          <w:lang w:eastAsia="en-US"/>
+        </w:rPr>
+        <w:t xml:space="preserve"> Docker, </w:t>
       </w:r>
       <w:proofErr w:type="spellStart"/>
       <w:r>
         <w:rPr>
           <w:rFonts w:ascii="Times New Roman" w:eastAsia="Times New Roman" w:hAnsi="Times New Roman" w:cs="Times New Roman"/>
-          <w:b/>
-          <w:bCs/>
-          <w:sz w:val="22"/>
-          <w:szCs w:val="24"/>
-          <w:lang w:eastAsia="en-US"/>
-        </w:rPr>
-        <w:t>DevOps</w:t>
+          <w:sz w:val="22"/>
+          <w:szCs w:val="24"/>
+          <w:lang w:eastAsia="en-US"/>
+        </w:rPr>
+        <w:t>Git</w:t>
       </w:r>
       <w:proofErr w:type="spellEnd"/>
       <w:r>
         <w:rPr>
           <w:rFonts w:ascii="Times New Roman" w:eastAsia="Times New Roman" w:hAnsi="Times New Roman" w:cs="Times New Roman"/>
-          <w:b/>
-          <w:bCs/>
-          <w:sz w:val="22"/>
-          <w:szCs w:val="24"/>
-          <w:lang w:eastAsia="en-US"/>
-        </w:rPr>
-        <w:t>:</w:t>
-      </w:r>
-      <w:r>
-        <w:rPr>
-          <w:rFonts w:ascii="Times New Roman" w:eastAsia="Times New Roman" w:hAnsi="Times New Roman" w:cs="Times New Roman"/>
-          <w:sz w:val="22"/>
-          <w:szCs w:val="24"/>
-          <w:lang w:eastAsia="en-US"/>
-        </w:rPr>
-        <w:t xml:space="preserve"> </w:t>
+          <w:sz w:val="22"/>
+          <w:szCs w:val="24"/>
+          <w:lang w:eastAsia="en-US"/>
+        </w:rPr>
+        <w:t xml:space="preserve">, GitHub, </w:t>
       </w:r>
       <w:proofErr w:type="spellStart"/>
       <w:r>
@@ -1043,7 +932,7 @@
           <w:szCs w:val="24"/>
           <w:lang w:eastAsia="en-US"/>
         </w:rPr>
-        <w:t>Docker</w:t>
+        <w:t>GitLab</w:t>
       </w:r>
       <w:proofErr w:type="spellEnd"/>
       <w:r>
@@ -1053,87 +942,7 @@
           <w:szCs w:val="24"/>
           <w:lang w:eastAsia="en-US"/>
         </w:rPr>
-        <w:t xml:space="preserve">, </w:t>
-      </w:r>
-      <w:proofErr w:type="spellStart"/>
-      <w:r>
-        <w:rPr>
-          <w:rFonts w:ascii="Times New Roman" w:eastAsia="Times New Roman" w:hAnsi="Times New Roman" w:cs="Times New Roman"/>
-          <w:sz w:val="22"/>
-          <w:szCs w:val="24"/>
-          <w:lang w:eastAsia="en-US"/>
-        </w:rPr>
-        <w:t>Git</w:t>
-      </w:r>
-      <w:proofErr w:type="spellEnd"/>
-      <w:r>
-        <w:rPr>
-          <w:rFonts w:ascii="Times New Roman" w:eastAsia="Times New Roman" w:hAnsi="Times New Roman" w:cs="Times New Roman"/>
-          <w:sz w:val="22"/>
-          <w:szCs w:val="24"/>
-          <w:lang w:eastAsia="en-US"/>
-        </w:rPr>
-        <w:t xml:space="preserve">, </w:t>
-      </w:r>
-      <w:proofErr w:type="spellStart"/>
-      <w:r>
-        <w:rPr>
-          <w:rFonts w:ascii="Times New Roman" w:eastAsia="Times New Roman" w:hAnsi="Times New Roman" w:cs="Times New Roman"/>
-          <w:sz w:val="22"/>
-          <w:szCs w:val="24"/>
-          <w:lang w:eastAsia="en-US"/>
-        </w:rPr>
-        <w:t>GitHub</w:t>
-      </w:r>
-      <w:proofErr w:type="spellEnd"/>
-      <w:r>
-        <w:rPr>
-          <w:rFonts w:ascii="Times New Roman" w:eastAsia="Times New Roman" w:hAnsi="Times New Roman" w:cs="Times New Roman"/>
-          <w:sz w:val="22"/>
-          <w:szCs w:val="24"/>
-          <w:lang w:eastAsia="en-US"/>
-        </w:rPr>
-        <w:t xml:space="preserve">, </w:t>
-      </w:r>
-      <w:proofErr w:type="spellStart"/>
-      <w:r>
-        <w:rPr>
-          <w:rFonts w:ascii="Times New Roman" w:eastAsia="Times New Roman" w:hAnsi="Times New Roman" w:cs="Times New Roman"/>
-          <w:sz w:val="22"/>
-          <w:szCs w:val="24"/>
-          <w:lang w:eastAsia="en-US"/>
-        </w:rPr>
-        <w:t>GitLab</w:t>
-      </w:r>
-      <w:proofErr w:type="spellEnd"/>
-      <w:r>
-        <w:rPr>
-          <w:rFonts w:ascii="Times New Roman" w:eastAsia="Times New Roman" w:hAnsi="Times New Roman" w:cs="Times New Roman"/>
-          <w:sz w:val="22"/>
-          <w:szCs w:val="24"/>
-          <w:lang w:eastAsia="en-US"/>
-        </w:rPr>
-        <w:t xml:space="preserve"> CI/CD, Jenkins, Linux, </w:t>
-      </w:r>
-      <w:proofErr w:type="spellStart"/>
-      <w:r>
-        <w:rPr>
-          <w:rFonts w:ascii="Times New Roman" w:eastAsia="Times New Roman" w:hAnsi="Times New Roman" w:cs="Times New Roman"/>
-          <w:sz w:val="22"/>
-          <w:szCs w:val="24"/>
-          <w:lang w:eastAsia="en-US"/>
-        </w:rPr>
-        <w:t>Nginx</w:t>
-      </w:r>
-      <w:proofErr w:type="spellEnd"/>
-      <w:r>
-        <w:rPr>
-          <w:rFonts w:ascii="Times New Roman" w:eastAsia="Times New Roman" w:hAnsi="Times New Roman" w:cs="Times New Roman"/>
-          <w:sz w:val="22"/>
-          <w:szCs w:val="24"/>
-          <w:lang w:eastAsia="en-US"/>
-        </w:rPr>
-        <w:t>, Apache, deployment, build pipeline, release support, environment setup, log monitoring, AWS</w:t>
+        <w:t xml:space="preserve"> CI/CD, Jenkins, Linux, Nginx, Apache, deployment, build pipeline, release support, environment setup, log monitoring, AWS</w:t>
       </w:r>
     </w:p>
     <w:p>
@@ -1152,23 +961,13 @@
           <w:lang w:eastAsia="en-US"/>
         </w:rPr>
       </w:pPr>
-      <w:proofErr w:type="spellStart"/>
       <w:r>
         <w:rPr>
           <w:rStyle w:val="Strong"/>
           <w:rFonts w:ascii="Times New Roman" w:hAnsi="Times New Roman" w:cs="Times New Roman"/>
           <w:sz w:val="22"/>
         </w:rPr>
-        <w:t>Observability</w:t>
-      </w:r>
-      <w:proofErr w:type="spellEnd"/>
-      <w:r>
-        <w:rPr>
-          <w:rStyle w:val="Strong"/>
-          <w:rFonts w:ascii="Times New Roman" w:hAnsi="Times New Roman" w:cs="Times New Roman"/>
-          <w:sz w:val="22"/>
-        </w:rPr>
-        <w:t xml:space="preserve"> / Quality / Security:</w:t>
+        <w:t>Observability / Quality / Security:</w:t>
       </w:r>
       <w:r>
         <w:rPr>
@@ -1422,7 +1221,6 @@
         </w:rPr>
         <w:t xml:space="preserve">, </w:t>
       </w:r>
-      <w:proofErr w:type="spellStart"/>
       <w:r>
         <w:rPr>
           <w:rFonts w:ascii="Times New Roman" w:eastAsia="Times New Roman" w:hAnsi="Times New Roman" w:cs="Times New Roman"/>
@@ -1434,7 +1232,6 @@
         </w:rPr>
         <w:t>Redux</w:t>
       </w:r>
-      <w:proofErr w:type="spellEnd"/>
       <w:r>
         <w:rPr>
           <w:rFonts w:ascii="Times New Roman" w:eastAsia="Times New Roman" w:hAnsi="Times New Roman" w:cs="Times New Roman"/>
@@ -2303,41 +2100,72 @@
           <w:szCs w:val="24"/>
           <w:lang w:eastAsia="en-US"/>
         </w:rPr>
-        <w:t xml:space="preserve">Worked closely with </w:t>
+        <w:t xml:space="preserve">Worked closely with DevOps on </w:t>
+      </w:r>
+      <w:r>
+        <w:rPr>
+          <w:rFonts w:ascii="Times New Roman" w:eastAsia="Times New Roman" w:hAnsi="Times New Roman" w:cs="Times New Roman"/>
+          <w:b/>
+          <w:bCs/>
+          <w:sz w:val="22"/>
+          <w:szCs w:val="24"/>
+          <w:lang w:eastAsia="en-US"/>
+        </w:rPr>
+        <w:t>Docker</w:t>
+      </w:r>
+      <w:r>
+        <w:rPr>
+          <w:rFonts w:ascii="Times New Roman" w:eastAsia="Times New Roman" w:hAnsi="Times New Roman" w:cs="Times New Roman"/>
+          <w:sz w:val="22"/>
+          <w:szCs w:val="24"/>
+          <w:lang w:eastAsia="en-US"/>
+        </w:rPr>
+        <w:t xml:space="preserve">, </w:t>
+      </w:r>
+      <w:r>
+        <w:rPr>
+          <w:rFonts w:ascii="Times New Roman" w:eastAsia="Times New Roman" w:hAnsi="Times New Roman" w:cs="Times New Roman"/>
+          <w:b/>
+          <w:bCs/>
+          <w:sz w:val="22"/>
+          <w:szCs w:val="24"/>
+          <w:lang w:eastAsia="en-US"/>
+        </w:rPr>
+        <w:t>GitHub</w:t>
+      </w:r>
+      <w:r>
+        <w:rPr>
+          <w:rFonts w:ascii="Times New Roman" w:eastAsia="Times New Roman" w:hAnsi="Times New Roman" w:cs="Times New Roman"/>
+          <w:sz w:val="22"/>
+          <w:szCs w:val="24"/>
+          <w:lang w:eastAsia="en-US"/>
+        </w:rPr>
+        <w:t xml:space="preserve">, </w:t>
       </w:r>
       <w:proofErr w:type="spellStart"/>
       <w:r>
         <w:rPr>
           <w:rFonts w:ascii="Times New Roman" w:eastAsia="Times New Roman" w:hAnsi="Times New Roman" w:cs="Times New Roman"/>
-          <w:sz w:val="22"/>
-          <w:szCs w:val="24"/>
-          <w:lang w:eastAsia="en-US"/>
-        </w:rPr>
-        <w:t>DevOps</w:t>
+          <w:b/>
+          <w:bCs/>
+          <w:sz w:val="22"/>
+          <w:szCs w:val="24"/>
+          <w:lang w:eastAsia="en-US"/>
+        </w:rPr>
+        <w:t>GitLab</w:t>
       </w:r>
       <w:proofErr w:type="spellEnd"/>
       <w:r>
         <w:rPr>
           <w:rFonts w:ascii="Times New Roman" w:eastAsia="Times New Roman" w:hAnsi="Times New Roman" w:cs="Times New Roman"/>
-          <w:sz w:val="22"/>
-          <w:szCs w:val="24"/>
-          <w:lang w:eastAsia="en-US"/>
-        </w:rPr>
-        <w:t xml:space="preserve"> on </w:t>
-      </w:r>
-      <w:proofErr w:type="spellStart"/>
-      <w:r>
-        <w:rPr>
-          <w:rFonts w:ascii="Times New Roman" w:eastAsia="Times New Roman" w:hAnsi="Times New Roman" w:cs="Times New Roman"/>
-          <w:b/>
-          <w:bCs/>
-          <w:sz w:val="22"/>
-          <w:szCs w:val="24"/>
-          <w:lang w:eastAsia="en-US"/>
-        </w:rPr>
-        <w:t>Docker</w:t>
-      </w:r>
-      <w:proofErr w:type="spellEnd"/>
+          <w:b/>
+          <w:bCs/>
+          <w:sz w:val="22"/>
+          <w:szCs w:val="24"/>
+          <w:lang w:eastAsia="en-US"/>
+        </w:rPr>
+        <w:t xml:space="preserve"> CI/CD</w:t>
+      </w:r>
       <w:r>
         <w:rPr>
           <w:rFonts w:ascii="Times New Roman" w:eastAsia="Times New Roman" w:hAnsi="Times New Roman" w:cs="Times New Roman"/>
@@ -2347,19 +2175,17 @@
         </w:rPr>
         <w:t xml:space="preserve">, </w:t>
       </w:r>
-      <w:proofErr w:type="spellStart"/>
-      <w:r>
-        <w:rPr>
-          <w:rFonts w:ascii="Times New Roman" w:eastAsia="Times New Roman" w:hAnsi="Times New Roman" w:cs="Times New Roman"/>
-          <w:b/>
-          <w:bCs/>
-          <w:sz w:val="22"/>
-          <w:szCs w:val="24"/>
-          <w:lang w:eastAsia="en-US"/>
-        </w:rPr>
-        <w:t>GitHub</w:t>
-      </w:r>
-      <w:proofErr w:type="spellEnd"/>
+      <w:r>
+        <w:rPr>
+          <w:rFonts w:ascii="Times New Roman" w:eastAsia="Times New Roman" w:hAnsi="Times New Roman" w:cs="Times New Roman"/>
+          <w:b/>
+          <w:bCs/>
+          <w:sz w:val="22"/>
+          <w:szCs w:val="24"/>
+          <w:lang w:eastAsia="en-US"/>
+        </w:rPr>
+        <w:t>Linux</w:t>
+      </w:r>
       <w:r>
         <w:rPr>
           <w:rFonts w:ascii="Times New Roman" w:eastAsia="Times New Roman" w:hAnsi="Times New Roman" w:cs="Times New Roman"/>
@@ -2369,60 +2195,6 @@
         </w:rPr>
         <w:t xml:space="preserve">, </w:t>
       </w:r>
-      <w:proofErr w:type="spellStart"/>
-      <w:r>
-        <w:rPr>
-          <w:rFonts w:ascii="Times New Roman" w:eastAsia="Times New Roman" w:hAnsi="Times New Roman" w:cs="Times New Roman"/>
-          <w:b/>
-          <w:bCs/>
-          <w:sz w:val="22"/>
-          <w:szCs w:val="24"/>
-          <w:lang w:eastAsia="en-US"/>
-        </w:rPr>
-        <w:t>GitLab</w:t>
-      </w:r>
-      <w:proofErr w:type="spellEnd"/>
-      <w:r>
-        <w:rPr>
-          <w:rFonts w:ascii="Times New Roman" w:eastAsia="Times New Roman" w:hAnsi="Times New Roman" w:cs="Times New Roman"/>
-          <w:b/>
-          <w:bCs/>
-          <w:sz w:val="22"/>
-          <w:szCs w:val="24"/>
-          <w:lang w:eastAsia="en-US"/>
-        </w:rPr>
-        <w:t xml:space="preserve"> CI/CD</w:t>
-      </w:r>
-      <w:r>
-        <w:rPr>
-          <w:rFonts w:ascii="Times New Roman" w:eastAsia="Times New Roman" w:hAnsi="Times New Roman" w:cs="Times New Roman"/>
-          <w:sz w:val="22"/>
-          <w:szCs w:val="24"/>
-          <w:lang w:eastAsia="en-US"/>
-        </w:rPr>
-        <w:t xml:space="preserve">, </w:t>
-      </w:r>
-      <w:r>
-        <w:rPr>
-          <w:rFonts w:ascii="Times New Roman" w:eastAsia="Times New Roman" w:hAnsi="Times New Roman" w:cs="Times New Roman"/>
-          <w:b/>
-          <w:bCs/>
-          <w:sz w:val="22"/>
-          <w:szCs w:val="24"/>
-          <w:lang w:eastAsia="en-US"/>
-        </w:rPr>
-        <w:t>Linux</w:t>
-      </w:r>
-      <w:r>
-        <w:rPr>
-          <w:rFonts w:ascii="Times New Roman" w:eastAsia="Times New Roman" w:hAnsi="Times New Roman" w:cs="Times New Roman"/>
-          <w:sz w:val="22"/>
-          <w:szCs w:val="24"/>
-          <w:lang w:eastAsia="en-US"/>
-        </w:rPr>
-        <w:t xml:space="preserve">, </w:t>
-      </w:r>
-      <w:proofErr w:type="spellStart"/>
       <w:r>
         <w:rPr>
           <w:rFonts w:ascii="Times New Roman" w:eastAsia="Times New Roman" w:hAnsi="Times New Roman" w:cs="Times New Roman"/>
@@ -2434,7 +2206,6 @@
         </w:rPr>
         <w:t>Nginx</w:t>
       </w:r>
-      <w:proofErr w:type="spellEnd"/>
       <w:r>
         <w:rPr>
           <w:rFonts w:ascii="Times New Roman" w:eastAsia="Times New Roman" w:hAnsi="Times New Roman" w:cs="Times New Roman"/>
@@ -2655,7 +2426,6 @@
         </w:rPr>
         <w:t xml:space="preserve"> and </w:t>
       </w:r>
-      <w:proofErr w:type="spellStart"/>
       <w:r>
         <w:rPr>
           <w:rStyle w:val="Strong"/>
@@ -2664,7 +2434,6 @@
         </w:rPr>
         <w:t>PostgreSQL</w:t>
       </w:r>
-      <w:proofErr w:type="spellEnd"/>
       <w:r>
         <w:rPr>
           <w:rFonts w:ascii="Times New Roman" w:hAnsi="Times New Roman" w:cs="Times New Roman"/>
@@ -2897,7 +2666,6 @@
         </w:rPr>
         <w:t xml:space="preserve">, and </w:t>
       </w:r>
-      <w:proofErr w:type="spellStart"/>
       <w:r>
         <w:rPr>
           <w:rFonts w:ascii="Times New Roman" w:eastAsia="Times New Roman" w:hAnsi="Times New Roman" w:cs="Times New Roman"/>
@@ -2909,7 +2677,6 @@
         </w:rPr>
         <w:t>Redux</w:t>
       </w:r>
-      <w:proofErr w:type="spellEnd"/>
       <w:r>
         <w:rPr>
           <w:rFonts w:ascii="Times New Roman" w:eastAsia="Times New Roman" w:hAnsi="Times New Roman" w:cs="Times New Roman"/>
@@ -3183,21 +2950,8 @@
           <w:szCs w:val="24"/>
           <w:lang w:eastAsia="en-US"/>
         </w:rPr>
-        <w:t>Apache/</w:t>
-      </w:r>
-      <w:proofErr w:type="spellStart"/>
-      <w:r>
-        <w:rPr>
-          <w:rFonts w:ascii="Times New Roman" w:eastAsia="Times New Roman" w:hAnsi="Times New Roman" w:cs="Times New Roman"/>
-          <w:b/>
-          <w:bCs/>
-          <w:sz w:val="22"/>
-          <w:szCs w:val="24"/>
-          <w:lang w:eastAsia="en-US"/>
-        </w:rPr>
-        <w:t>Nginx</w:t>
-      </w:r>
-      <w:proofErr w:type="spellEnd"/>
+        <w:t>Apache/Nginx</w:t>
+      </w:r>
       <w:r>
         <w:rPr>
           <w:rFonts w:ascii="Times New Roman" w:eastAsia="Times New Roman" w:hAnsi="Times New Roman" w:cs="Times New Roman"/>
@@ -3672,7 +3426,6 @@
         </w:rPr>
         <w:t xml:space="preserve">, </w:t>
       </w:r>
-      <w:proofErr w:type="spellStart"/>
       <w:r>
         <w:rPr>
           <w:rFonts w:ascii="Times New Roman" w:eastAsia="Times New Roman" w:hAnsi="Times New Roman" w:cs="Times New Roman"/>
@@ -3684,7 +3437,6 @@
         </w:rPr>
         <w:t>Docker</w:t>
       </w:r>
-      <w:proofErr w:type="spellEnd"/>
       <w:r>
         <w:rPr>
           <w:rFonts w:ascii="Times New Roman" w:eastAsia="Times New Roman" w:hAnsi="Times New Roman" w:cs="Times New Roman"/>
@@ -4303,7 +4055,6 @@
         </w:rPr>
         <w:t xml:space="preserve"> and </w:t>
       </w:r>
-      <w:proofErr w:type="spellStart"/>
       <w:r>
         <w:rPr>
           <w:rFonts w:ascii="Times New Roman" w:eastAsia="Times New Roman" w:hAnsi="Times New Roman" w:cs="Times New Roman"/>
@@ -4315,7 +4066,6 @@
         </w:rPr>
         <w:t>PostgreSQL</w:t>
       </w:r>
-      <w:proofErr w:type="spellEnd"/>
       <w:r>
         <w:rPr>
           <w:rFonts w:ascii="Times New Roman" w:eastAsia="Times New Roman" w:hAnsi="Times New Roman" w:cs="Times New Roman"/>
@@ -4583,7 +4333,6 @@
         </w:rPr>
         <w:t xml:space="preserve">, </w:t>
       </w:r>
-      <w:proofErr w:type="spellStart"/>
       <w:r>
         <w:rPr>
           <w:rFonts w:ascii="Times New Roman" w:eastAsia="Times New Roman" w:hAnsi="Times New Roman" w:cs="Times New Roman"/>
@@ -4595,7 +4344,6 @@
         </w:rPr>
         <w:t>Nginx</w:t>
       </w:r>
-      <w:proofErr w:type="spellEnd"/>
       <w:r>
         <w:rPr>
           <w:rFonts w:ascii="Times New Roman" w:eastAsia="Times New Roman" w:hAnsi="Times New Roman" w:cs="Times New Roman"/>
@@ -4721,7 +4469,6 @@
         </w:rPr>
         <w:t xml:space="preserve">, and basic </w:t>
       </w:r>
-      <w:proofErr w:type="spellStart"/>
       <w:r>
         <w:rPr>
           <w:rFonts w:ascii="Times New Roman" w:eastAsia="Times New Roman" w:hAnsi="Times New Roman" w:cs="Times New Roman"/>
@@ -4733,7 +4480,6 @@
         </w:rPr>
         <w:t>Docker</w:t>
       </w:r>
-      <w:proofErr w:type="spellEnd"/>
       <w:r>
         <w:rPr>
           <w:rFonts w:ascii="Times New Roman" w:eastAsia="Times New Roman" w:hAnsi="Times New Roman" w:cs="Times New Roman"/>
@@ -4937,27 +4683,7 @@
           <w:szCs w:val="24"/>
           <w:lang w:eastAsia="en-US"/>
         </w:rPr>
-        <w:t xml:space="preserve">, </w:t>
-      </w:r>
-      <w:proofErr w:type="spellStart"/>
-      <w:r>
-        <w:rPr>
-          <w:rFonts w:ascii="Times New Roman" w:eastAsia="Times New Roman" w:hAnsi="Times New Roman" w:cs="Times New Roman"/>
-          <w:sz w:val="22"/>
-          <w:szCs w:val="24"/>
-          <w:lang w:eastAsia="en-US"/>
-        </w:rPr>
-        <w:t>jQuery</w:t>
-      </w:r>
-      <w:proofErr w:type="spellEnd"/>
-      <w:r>
-        <w:rPr>
-          <w:rFonts w:ascii="Times New Roman" w:eastAsia="Times New Roman" w:hAnsi="Times New Roman" w:cs="Times New Roman"/>
-          <w:sz w:val="22"/>
-          <w:szCs w:val="24"/>
-          <w:lang w:eastAsia="en-US"/>
-        </w:rPr>
-        <w:t>, and early component-oriented frontend practices, focusing on stable CRUD behavior, admin pages, and small user-facing enhancements.</w:t>
+        <w:t>, jQuery, and early component-oriented frontend practices, focusing on stable CRUD behavior, admin pages, and small user-facing enhancements.</w:t>
       </w:r>
     </w:p>
     <w:p>
@@ -9014,7 +8740,6 @@
       <w:jc w:val="both"/>
     </w:pPr>
     <w:tblPr>
-      <w:tblInd w:w="0" w:type="dxa"/>
       <w:tblBorders>
         <w:top w:val="single" w:sz="4" w:space="0" w:color="auto"/>
         <w:left w:val="single" w:sz="4" w:space="0" w:color="auto"/>
@@ -9023,12 +8748,6 @@
         <w:insideH w:val="single" w:sz="4" w:space="0" w:color="auto"/>
         <w:insideV w:val="single" w:sz="4" w:space="0" w:color="auto"/>
       </w:tblBorders>
-      <w:tblCellMar>
-        <w:top w:w="0" w:type="dxa"/>
-        <w:left w:w="108" w:type="dxa"/>
-        <w:bottom w:w="0" w:type="dxa"/>
-        <w:right w:w="108" w:type="dxa"/>
-      </w:tblCellMar>
     </w:tblPr>
   </w:style>
   <w:style w:type="character" w:customStyle="1" w:styleId="NormalWebChar">
@@ -9299,7 +9018,6 @@
       <w:jc w:val="both"/>
     </w:pPr>
     <w:tblPr>
-      <w:tblInd w:w="0" w:type="dxa"/>
       <w:tblBorders>
         <w:top w:val="single" w:sz="4" w:space="0" w:color="auto"/>
         <w:left w:val="single" w:sz="4" w:space="0" w:color="auto"/>
@@ -9308,12 +9026,6 @@
         <w:insideH w:val="single" w:sz="4" w:space="0" w:color="auto"/>
         <w:insideV w:val="single" w:sz="4" w:space="0" w:color="auto"/>
       </w:tblBorders>
-      <w:tblCellMar>
-        <w:top w:w="0" w:type="dxa"/>
-        <w:left w:w="108" w:type="dxa"/>
-        <w:bottom w:w="0" w:type="dxa"/>
-        <w:right w:w="108" w:type="dxa"/>
-      </w:tblCellMar>
     </w:tblPr>
   </w:style>
   <w:style w:type="character" w:customStyle="1" w:styleId="NormalWebChar">

--- a/Gabriel/PHP React/GABRIEL POPA.docx
+++ b/Gabriel/PHP React/GABRIEL POPA.docx
@@ -260,8 +260,6 @@
         </w:rPr>
         <w:t>, Romania | +40 764309991 | gabrielpdev@outlook.com | https://www.linkedin.com/in/gabriel-popa-12890b414/</w:t>
       </w:r>
-      <w:bookmarkStart w:id="0" w:name="_GoBack"/>
-      <w:bookmarkEnd w:id="0"/>
     </w:p>
     <w:p>
       <w:pPr>
@@ -1122,7 +1120,7 @@
           <w:sz w:val="22"/>
           <w:szCs w:val="28"/>
         </w:rPr>
-        <w:t xml:space="preserve">2024 – </w:t>
+        <w:t xml:space="preserve"> </w:t>
       </w:r>
       <w:r>
         <w:rPr>
@@ -1131,7 +1129,25 @@
           <w:sz w:val="22"/>
           <w:szCs w:val="28"/>
         </w:rPr>
-        <w:t>Dec 2025)</w:t>
+        <w:t xml:space="preserve">2024 – </w:t>
+      </w:r>
+      <w:r>
+        <w:rPr>
+          <w:rFonts w:asciiTheme="majorBidi" w:hAnsiTheme="majorBidi" w:cstheme="majorBidi"/>
+          <w:i/>
+          <w:sz w:val="22"/>
+          <w:szCs w:val="28"/>
+        </w:rPr>
+        <w:t>May 2026</w:t>
+      </w:r>
+      <w:r>
+        <w:rPr>
+          <w:rFonts w:asciiTheme="majorBidi" w:hAnsiTheme="majorBidi" w:cstheme="majorBidi"/>
+          <w:i/>
+          <w:sz w:val="22"/>
+          <w:szCs w:val="28"/>
+        </w:rPr>
+        <w:t>)</w:t>
       </w:r>
     </w:p>
     <w:p>
@@ -3639,8 +3655,10 @@
           <w:sz w:val="22"/>
           <w:szCs w:val="28"/>
         </w:rPr>
-        <w:t>Sept</w:t>
-      </w:r>
+        <w:t>Sep</w:t>
+      </w:r>
+      <w:bookmarkStart w:id="0" w:name="_GoBack"/>
+      <w:bookmarkEnd w:id="0"/>
       <w:r>
         <w:rPr>
           <w:rFonts w:asciiTheme="majorBidi" w:hAnsiTheme="majorBidi" w:cstheme="majorBidi"/>
